--- a/docs/user-manuals/CipherContact - Team Leader User Manual.docx
+++ b/docs/user-manuals/CipherContact - Team Leader User Manual.docx
@@ -2364,6 +2364,18 @@
       </w:r>
     </w:p>
     <w:p>
+      <w:pPr/>
+      <w:r>
+        <w:rPr>
+          <w:b/>
+        </w:rPr>
+        <w:t xml:space="preserve">Important  </w:t>
+      </w:r>
+      <w:r>
+        <w:t>A new Draft campaign with no dispositions yet can adopt the locked standard seven-outcome set instead of adding outcomes one at a time – select Use the standard call outcomes instead on Disposition set. You may adjust only the No Answer and Unavailable retry delays; every other label, code, and behavior is locked once installed.</w:t>
+      </w:r>
+    </w:p>
+    <w:p>
       <w:pPr>
         <w:pStyle w:val="Heading2"/>
       </w:pPr>
@@ -2474,6 +2486,20 @@
       </w:r>
       <w:r>
         <w:t>Provide the Manager with the campaign code, time, aggregate evidence, and required decision.</w:t>
+      </w:r>
+    </w:p>
+    <w:p>
+      <w:pPr>
+        <w:pStyle w:val="CCStep"/>
+      </w:pPr>
+      <w:r>
+        <w:rPr>
+          <w:b/>
+        </w:rPr>
+        <w:t xml:space="preserve">6.  Resolve numbers awaiting review  </w:t>
+      </w:r>
+      <w:r>
+        <w:t>Open the campaign's Review link for any number that reached its attempt limit without a final outcome. Each row shows a masked reference and attempt count, never a phone number. Use Try again later, Allow more attempts, or Close after repeated attempts, each with a required reason.</w:t>
       </w:r>
     </w:p>
     <w:p>
